--- a/Proposal-TA.docx
+++ b/Proposal-TA.docx
@@ -100,7 +100,7 @@
                     </pic:cNvPicPr>
                   </pic:nvPicPr>
                   <pic:blipFill>
-                    <a:blip r:embed="rId7"/>
+                    <a:blip r:embed="rId8"/>
                     <a:stretch>
                       <a:fillRect/>
                     </a:stretch>
@@ -1633,7 +1633,7 @@
         <w:ind w:left="150" w:right="7"/>
         <w:jc w:val="center"/>
         <w:sectPr>
-          <w:footerReference w:type="default" r:id="rId8"/>
+          <w:footerReference w:type="default" r:id="rId9"/>
           <w:pgSz w:w="11906" w:h="16850"/>
           <w:pgMar w:top="1640" w:right="992" w:bottom="1261" w:left="1417" w:header="0" w:footer="1061" w:gutter="0"/>
           <w:pgNumType w:start="1"/>
@@ -2546,8 +2546,8 @@
       <w:pPr>
         <w:ind w:left="285"/>
         <w:sectPr>
-          <w:headerReference w:type="default" r:id="rId9"/>
-          <w:footerReference w:type="default" r:id="rId10"/>
+          <w:headerReference w:type="default" r:id="rId10"/>
+          <w:footerReference w:type="default" r:id="rId11"/>
           <w:pgSz w:w="11906" w:h="16850"/>
           <w:pgMar w:top="2020" w:right="992" w:bottom="1261" w:left="1417" w:header="1713" w:footer="1061" w:gutter="0"/>
           <w:cols w:space="720"/>
@@ -3764,8 +3764,8 @@
         <w:spacing w:before="1"/>
         <w:ind w:left="285"/>
         <w:sectPr>
-          <w:headerReference w:type="default" r:id="rId11"/>
-          <w:footerReference w:type="default" r:id="rId12"/>
+          <w:headerReference w:type="default" r:id="rId12"/>
+          <w:footerReference w:type="default" r:id="rId13"/>
           <w:pgSz w:w="11906" w:h="16850"/>
           <w:pgMar w:top="2020" w:right="992" w:bottom="1261" w:left="1417" w:header="1713" w:footer="1061" w:gutter="0"/>
           <w:cols w:space="720"/>
@@ -5412,8 +5412,8 @@
         <w:spacing w:before="121"/>
         <w:ind w:left="681"/>
         <w:sectPr>
-          <w:headerReference w:type="default" r:id="rId13"/>
-          <w:footerReference w:type="default" r:id="rId14"/>
+          <w:headerReference w:type="default" r:id="rId14"/>
+          <w:footerReference w:type="default" r:id="rId15"/>
           <w:pgSz w:w="11906" w:h="16850"/>
           <w:pgMar w:top="2020" w:right="992" w:bottom="1261" w:left="1417" w:header="1713" w:footer="1061" w:gutter="0"/>
           <w:cols w:space="720"/>
@@ -5457,8 +5457,8 @@
           <w:sz w:val="17"/>
         </w:rPr>
         <w:sectPr>
-          <w:headerReference w:type="default" r:id="rId15"/>
-          <w:footerReference w:type="default" r:id="rId16"/>
+          <w:headerReference w:type="default" r:id="rId16"/>
+          <w:footerReference w:type="default" r:id="rId17"/>
           <w:pgSz w:w="11906" w:h="16850"/>
           <w:pgMar w:top="2020" w:right="992" w:bottom="1261" w:left="1417" w:header="1713" w:footer="1061" w:gutter="0"/>
           <w:cols w:space="720"/>
@@ -5475,8 +5475,8 @@
           <w:sz w:val="17"/>
         </w:rPr>
         <w:sectPr>
-          <w:headerReference w:type="default" r:id="rId17"/>
-          <w:footerReference w:type="default" r:id="rId18"/>
+          <w:headerReference w:type="default" r:id="rId18"/>
+          <w:footerReference w:type="default" r:id="rId19"/>
           <w:pgSz w:w="11906" w:h="16850"/>
           <w:pgMar w:top="2020" w:right="992" w:bottom="1261" w:left="1417" w:header="1713" w:footer="1061" w:gutter="0"/>
           <w:cols w:space="720"/>
@@ -5499,8 +5499,8 @@
           <w:sz w:val="17"/>
         </w:rPr>
         <w:sectPr>
-          <w:headerReference w:type="default" r:id="rId19"/>
-          <w:footerReference w:type="default" r:id="rId20"/>
+          <w:headerReference w:type="default" r:id="rId20"/>
+          <w:footerReference w:type="default" r:id="rId21"/>
           <w:pgSz w:w="11906" w:h="16850"/>
           <w:pgMar w:top="2020" w:right="992" w:bottom="1261" w:left="1417" w:header="1713" w:footer="1061" w:gutter="0"/>
           <w:cols w:space="720"/>
@@ -5912,17 +5912,6 @@
     </w:p>
     <w:p>
       <w:pPr>
-        <w:pStyle w:val="BodyText"/>
-        <w:tabs>
-          <w:tab w:val="left" w:pos="1080"/>
-        </w:tabs>
-        <w:spacing w:before="83" w:line="259" w:lineRule="auto"/>
-        <w:ind w:left="629"/>
-        <w:jc w:val="both"/>
-      </w:pPr>
-    </w:p>
-    <w:p>
-      <w:pPr>
         <w:pStyle w:val="ListParagraph"/>
         <w:numPr>
           <w:ilvl w:val="1"/>
@@ -6010,14 +5999,6 @@
     </w:p>
     <w:p>
       <w:pPr>
-        <w:pStyle w:val="BodyText"/>
-        <w:spacing w:before="83"/>
-        <w:ind w:left="989"/>
-        <w:jc w:val="both"/>
-      </w:pPr>
-    </w:p>
-    <w:p>
-      <w:pPr>
         <w:pStyle w:val="ListParagraph"/>
         <w:numPr>
           <w:ilvl w:val="1"/>
@@ -6163,13 +6144,422 @@
     <w:p>
       <w:pPr>
         <w:pStyle w:val="BodyText"/>
-        <w:rPr>
-          <w:b/>
+        <w:spacing w:before="79" w:line="259" w:lineRule="auto"/>
+        <w:ind w:left="1477" w:right="-1"/>
+        <w:jc w:val="both"/>
+      </w:pPr>
+    </w:p>
+    <w:p>
+      <w:pPr>
+        <w:pStyle w:val="ListParagraph"/>
+        <w:numPr>
+          <w:ilvl w:val="1"/>
+          <w:numId w:val="3"/>
+        </w:numPr>
+        <w:tabs>
+          <w:tab w:val="left" w:pos="577"/>
+        </w:tabs>
+        <w:spacing w:before="242" w:line="276" w:lineRule="auto"/>
+        <w:jc w:val="both"/>
+      </w:pPr>
+      <w:r>
+        <w:rPr>
+          <w:b/>
+          <w:spacing w:val="-2"/>
           <w:sz w:val="26"/>
         </w:rPr>
-      </w:pPr>
-      <w:bookmarkStart w:id="16" w:name="_bookmark11"/>
-      <w:bookmarkEnd w:id="16"/>
+        <w:lastRenderedPageBreak/>
+        <w:t>Manfaat Penelitian</w:t>
+      </w:r>
+    </w:p>
+    <w:p>
+      <w:pPr>
+        <w:pStyle w:val="ListParagraph"/>
+        <w:tabs>
+          <w:tab w:val="left" w:pos="426"/>
+        </w:tabs>
+        <w:spacing w:line="276" w:lineRule="auto"/>
+        <w:ind w:left="426" w:firstLine="0"/>
+        <w:jc w:val="both"/>
+        <w:rPr>
+          <w:bCs/>
+          <w:spacing w:val="-2"/>
+          <w:sz w:val="24"/>
+          <w:szCs w:val="20"/>
+        </w:rPr>
+      </w:pPr>
+      <w:r>
+        <w:rPr>
+          <w:bCs/>
+          <w:spacing w:val="-2"/>
+          <w:sz w:val="24"/>
+          <w:szCs w:val="20"/>
+        </w:rPr>
+        <w:t>Manfaat yang diharapkan diperoleh dari penelitian Tugas Akhir ini adalah sebagai berikut :</w:t>
+      </w:r>
+    </w:p>
+    <w:p>
+      <w:pPr>
+        <w:pStyle w:val="ListParagraph"/>
+        <w:tabs>
+          <w:tab w:val="left" w:pos="577"/>
+        </w:tabs>
+        <w:spacing w:line="276" w:lineRule="auto"/>
+        <w:ind w:firstLine="0"/>
+        <w:jc w:val="both"/>
+        <w:rPr>
+          <w:b/>
+          <w:spacing w:val="-2"/>
+          <w:sz w:val="24"/>
+          <w:szCs w:val="20"/>
+        </w:rPr>
+      </w:pPr>
+      <w:r>
+        <w:rPr>
+          <w:b/>
+          <w:spacing w:val="-2"/>
+          <w:sz w:val="24"/>
+          <w:szCs w:val="20"/>
+        </w:rPr>
+        <w:t>1.</w:t>
+      </w:r>
+      <w:r>
+        <w:rPr>
+          <w:b/>
+          <w:spacing w:val="-2"/>
+          <w:sz w:val="24"/>
+          <w:szCs w:val="20"/>
+        </w:rPr>
+        <w:t>5</w:t>
+      </w:r>
+      <w:r>
+        <w:rPr>
+          <w:b/>
+          <w:spacing w:val="-2"/>
+          <w:sz w:val="24"/>
+          <w:szCs w:val="20"/>
+        </w:rPr>
+        <w:t>.1 Manfaat Praktis</w:t>
+      </w:r>
+    </w:p>
+    <w:p>
+      <w:pPr>
+        <w:pStyle w:val="ListParagraph"/>
+        <w:numPr>
+          <w:ilvl w:val="0"/>
+          <w:numId w:val="18"/>
+        </w:numPr>
+        <w:tabs>
+          <w:tab w:val="left" w:pos="577"/>
+        </w:tabs>
+        <w:spacing w:line="276" w:lineRule="auto"/>
+        <w:jc w:val="both"/>
+        <w:rPr>
+          <w:b/>
+          <w:sz w:val="24"/>
+          <w:szCs w:val="20"/>
+        </w:rPr>
+      </w:pPr>
+      <w:r>
+        <w:rPr>
+          <w:b/>
+          <w:sz w:val="24"/>
+          <w:szCs w:val="20"/>
+        </w:rPr>
+        <w:t xml:space="preserve">Meningkatkan Keselamatan Berkendara : </w:t>
+      </w:r>
+      <w:r>
+        <w:rPr>
+          <w:bCs/>
+          <w:sz w:val="24"/>
+          <w:szCs w:val="20"/>
+        </w:rPr>
+        <w:t>Menyediakan dasar pengembangan sistem pemantauan perilaku pengemudi yang dapat memberikan peringatan dini dan laporan mengenai pengendara yang berkendara dengan cara yang berisiko.</w:t>
+      </w:r>
+    </w:p>
+    <w:p>
+      <w:pPr>
+        <w:pStyle w:val="ListParagraph"/>
+        <w:numPr>
+          <w:ilvl w:val="0"/>
+          <w:numId w:val="18"/>
+        </w:numPr>
+        <w:tabs>
+          <w:tab w:val="left" w:pos="577"/>
+        </w:tabs>
+        <w:spacing w:line="276" w:lineRule="auto"/>
+        <w:jc w:val="both"/>
+        <w:rPr>
+          <w:b/>
+          <w:sz w:val="24"/>
+          <w:szCs w:val="20"/>
+        </w:rPr>
+      </w:pPr>
+      <w:r>
+        <w:rPr>
+          <w:b/>
+          <w:sz w:val="24"/>
+          <w:szCs w:val="20"/>
+        </w:rPr>
+        <w:t xml:space="preserve">Optimasi Sistem Keamanan Berkendara : </w:t>
+      </w:r>
+      <w:r>
+        <w:rPr>
+          <w:bCs/>
+          <w:sz w:val="24"/>
+          <w:szCs w:val="20"/>
+        </w:rPr>
+        <w:t xml:space="preserve">Memberikan alternatif solusi bagi penyedia layanan asuransi kendaraan atau manajemen armada komersil dalam mengevaluasi profil risiko </w:t>
+      </w:r>
+      <w:r>
+        <w:rPr>
+          <w:bCs/>
+          <w:sz w:val="24"/>
+          <w:szCs w:val="20"/>
+        </w:rPr>
+        <w:t>pengemudi berdasarkan telemetri.</w:t>
+      </w:r>
+    </w:p>
+    <w:p>
+      <w:pPr>
+        <w:pStyle w:val="ListParagraph"/>
+        <w:numPr>
+          <w:ilvl w:val="0"/>
+          <w:numId w:val="18"/>
+        </w:numPr>
+        <w:tabs>
+          <w:tab w:val="left" w:pos="577"/>
+        </w:tabs>
+        <w:spacing w:line="276" w:lineRule="auto"/>
+        <w:jc w:val="both"/>
+        <w:rPr>
+          <w:b/>
+          <w:sz w:val="24"/>
+          <w:szCs w:val="20"/>
+        </w:rPr>
+      </w:pPr>
+      <w:r>
+        <w:rPr>
+          <w:b/>
+          <w:sz w:val="24"/>
+          <w:szCs w:val="20"/>
+        </w:rPr>
+        <w:t>Efisiensi Biaya dan Keamanan Riset :</w:t>
+      </w:r>
+      <w:r>
+        <w:rPr>
+          <w:b/>
+          <w:sz w:val="24"/>
+          <w:szCs w:val="20"/>
+        </w:rPr>
+        <w:t xml:space="preserve"> </w:t>
+      </w:r>
+      <w:r>
+        <w:rPr>
+          <w:bCs/>
+          <w:sz w:val="24"/>
+          <w:szCs w:val="20"/>
+        </w:rPr>
+        <w:t xml:space="preserve">Membuktikan efektivitas penggunaan simulator </w:t>
+      </w:r>
+      <w:r>
+        <w:rPr>
+          <w:bCs/>
+          <w:i/>
+          <w:iCs/>
+          <w:sz w:val="24"/>
+          <w:szCs w:val="20"/>
+        </w:rPr>
+        <w:t>high-fidelity</w:t>
+      </w:r>
+      <w:r>
+        <w:rPr>
+          <w:bCs/>
+          <w:sz w:val="24"/>
+          <w:szCs w:val="20"/>
+        </w:rPr>
+        <w:t xml:space="preserve"> seperti BeamNG.drive sebagai sarana pengumpulan data riset otomotif yang aman dan efisien dibandingkan dengan pengujian langsung di jalan raya.</w:t>
+      </w:r>
+    </w:p>
+    <w:p>
+      <w:pPr>
+        <w:tabs>
+          <w:tab w:val="left" w:pos="577"/>
+        </w:tabs>
+        <w:spacing w:line="276" w:lineRule="auto"/>
+        <w:jc w:val="both"/>
+        <w:rPr>
+          <w:b/>
+          <w:sz w:val="24"/>
+          <w:szCs w:val="20"/>
+        </w:rPr>
+      </w:pPr>
+      <w:r>
+        <w:rPr>
+          <w:b/>
+          <w:sz w:val="24"/>
+          <w:szCs w:val="20"/>
+        </w:rPr>
+        <w:tab/>
+        <w:t>1.</w:t>
+      </w:r>
+      <w:r>
+        <w:rPr>
+          <w:b/>
+          <w:sz w:val="24"/>
+          <w:szCs w:val="20"/>
+        </w:rPr>
+        <w:t>5</w:t>
+      </w:r>
+      <w:r>
+        <w:rPr>
+          <w:b/>
+          <w:sz w:val="24"/>
+          <w:szCs w:val="20"/>
+        </w:rPr>
+        <w:t>.2 Manfaat Teoritis</w:t>
+      </w:r>
+    </w:p>
+    <w:p>
+      <w:pPr>
+        <w:pStyle w:val="ListParagraph"/>
+        <w:numPr>
+          <w:ilvl w:val="0"/>
+          <w:numId w:val="21"/>
+        </w:numPr>
+        <w:tabs>
+          <w:tab w:val="left" w:pos="577"/>
+        </w:tabs>
+        <w:spacing w:line="276" w:lineRule="auto"/>
+        <w:jc w:val="both"/>
+        <w:rPr>
+          <w:b/>
+          <w:sz w:val="24"/>
+          <w:szCs w:val="20"/>
+        </w:rPr>
+      </w:pPr>
+      <w:r>
+        <w:rPr>
+          <w:b/>
+          <w:sz w:val="24"/>
+          <w:szCs w:val="20"/>
+        </w:rPr>
+        <w:t xml:space="preserve">Pengembangan Arsitektur </w:t>
+      </w:r>
+      <w:r>
+        <w:rPr>
+          <w:b/>
+          <w:i/>
+          <w:iCs/>
+          <w:sz w:val="24"/>
+          <w:szCs w:val="20"/>
+        </w:rPr>
+        <w:t xml:space="preserve">Deep Learning </w:t>
+      </w:r>
+      <w:r>
+        <w:rPr>
+          <w:b/>
+          <w:sz w:val="24"/>
+          <w:szCs w:val="20"/>
+        </w:rPr>
+        <w:t>:</w:t>
+      </w:r>
+      <w:r>
+        <w:rPr>
+          <w:b/>
+          <w:sz w:val="24"/>
+          <w:szCs w:val="20"/>
+        </w:rPr>
+        <w:t xml:space="preserve"> </w:t>
+      </w:r>
+      <w:r>
+        <w:rPr>
+          <w:bCs/>
+          <w:sz w:val="24"/>
+          <w:szCs w:val="20"/>
+        </w:rPr>
+        <w:t>Berkontribusi dalam mengembangkan kajian teknis mengenai penerapan fungsi aktivasi PreLu pada arsitektur CNN dalam menangani data telemetri yang non-linear.</w:t>
+      </w:r>
+    </w:p>
+    <w:p>
+      <w:pPr>
+        <w:pStyle w:val="ListParagraph"/>
+        <w:numPr>
+          <w:ilvl w:val="0"/>
+          <w:numId w:val="21"/>
+        </w:numPr>
+        <w:tabs>
+          <w:tab w:val="left" w:pos="577"/>
+        </w:tabs>
+        <w:spacing w:line="276" w:lineRule="auto"/>
+        <w:jc w:val="both"/>
+        <w:rPr>
+          <w:b/>
+          <w:sz w:val="24"/>
+          <w:szCs w:val="20"/>
+        </w:rPr>
+      </w:pPr>
+      <w:r>
+        <w:rPr>
+          <w:b/>
+          <w:sz w:val="24"/>
+          <w:szCs w:val="20"/>
+        </w:rPr>
+        <w:t>Referensi Akademis :</w:t>
+      </w:r>
+      <w:r>
+        <w:rPr>
+          <w:b/>
+          <w:sz w:val="24"/>
+          <w:szCs w:val="20"/>
+        </w:rPr>
+        <w:t xml:space="preserve"> </w:t>
+      </w:r>
+      <w:r>
+        <w:rPr>
+          <w:bCs/>
+          <w:sz w:val="24"/>
+          <w:szCs w:val="20"/>
+        </w:rPr>
+        <w:t xml:space="preserve">Membuat referensi untuk penelitian selanjutnya dalam bidang teknik komputer khususnya terfokus pada pengembangan sistem transportasi cerdas dan pengolahan data sensor menggunakan </w:t>
+      </w:r>
+      <w:r>
+        <w:rPr>
+          <w:bCs/>
+          <w:i/>
+          <w:iCs/>
+          <w:sz w:val="24"/>
+          <w:szCs w:val="20"/>
+        </w:rPr>
+        <w:t>Deep Learning</w:t>
+      </w:r>
+      <w:r>
+        <w:rPr>
+          <w:bCs/>
+          <w:sz w:val="24"/>
+          <w:szCs w:val="20"/>
+        </w:rPr>
+        <w:t>.</w:t>
+      </w:r>
+    </w:p>
+    <w:p>
+      <w:pPr>
+        <w:tabs>
+          <w:tab w:val="left" w:pos="577"/>
+        </w:tabs>
+        <w:spacing w:before="242"/>
+        <w:ind w:left="567" w:hanging="567"/>
+        <w:jc w:val="both"/>
+      </w:pPr>
+    </w:p>
+    <w:p>
+      <w:pPr>
+        <w:pStyle w:val="BodyText"/>
+        <w:rPr>
+          <w:b/>
+          <w:sz w:val="26"/>
+        </w:rPr>
+      </w:pPr>
     </w:p>
     <w:p>
       <w:pPr>
@@ -6263,10 +6653,10 @@
           <w:tab w:val="left" w:pos="577"/>
         </w:tabs>
       </w:pPr>
-      <w:bookmarkStart w:id="17" w:name="_bookmark13"/>
-      <w:bookmarkStart w:id="18" w:name="_bookmark14"/>
+      <w:bookmarkStart w:id="16" w:name="_bookmark13"/>
+      <w:bookmarkStart w:id="17" w:name="_bookmark14"/>
+      <w:bookmarkEnd w:id="16"/>
       <w:bookmarkEnd w:id="17"/>
-      <w:bookmarkEnd w:id="18"/>
       <w:r>
         <w:rPr>
           <w:b/>
@@ -6324,10 +6714,10 @@
           <w:sz w:val="26"/>
         </w:rPr>
       </w:pPr>
-      <w:bookmarkStart w:id="19" w:name="_bookmark15"/>
-      <w:bookmarkStart w:id="20" w:name="_bookmark151"/>
+      <w:bookmarkStart w:id="18" w:name="_bookmark15"/>
+      <w:bookmarkStart w:id="19" w:name="_bookmark151"/>
+      <w:bookmarkEnd w:id="18"/>
       <w:bookmarkEnd w:id="19"/>
-      <w:bookmarkEnd w:id="20"/>
     </w:p>
     <w:p>
       <w:pPr>
@@ -6340,8 +6730,8 @@
           <w:tab w:val="left" w:pos="577"/>
         </w:tabs>
         <w:sectPr>
-          <w:headerReference w:type="default" r:id="rId21"/>
-          <w:footerReference w:type="default" r:id="rId22"/>
+          <w:headerReference w:type="default" r:id="rId22"/>
+          <w:footerReference w:type="default" r:id="rId23"/>
           <w:pgSz w:w="11906" w:h="16850"/>
           <w:pgMar w:top="1740" w:right="992" w:bottom="1261" w:left="1417" w:header="1430" w:footer="1061" w:gutter="0"/>
           <w:cols w:space="720"/>
@@ -6349,8 +6739,8 @@
           <w:docGrid w:linePitch="100" w:charSpace="4096"/>
         </w:sectPr>
       </w:pPr>
-      <w:bookmarkStart w:id="21" w:name="_bookmark1511"/>
-      <w:bookmarkEnd w:id="21"/>
+      <w:bookmarkStart w:id="20" w:name="_bookmark1511"/>
+      <w:bookmarkEnd w:id="20"/>
       <w:r>
         <w:rPr>
           <w:b/>
@@ -6424,10 +6814,10 @@
         </w:tabs>
         <w:spacing w:before="1" w:line="276" w:lineRule="auto"/>
       </w:pPr>
-      <w:bookmarkStart w:id="22" w:name="_bookmark16"/>
-      <w:bookmarkStart w:id="23" w:name="_bookmark17"/>
+      <w:bookmarkStart w:id="21" w:name="_bookmark16"/>
+      <w:bookmarkStart w:id="22" w:name="_bookmark17"/>
+      <w:bookmarkEnd w:id="21"/>
       <w:bookmarkEnd w:id="22"/>
-      <w:bookmarkEnd w:id="23"/>
       <w:r>
         <w:rPr>
           <w:b/>
@@ -6491,8 +6881,8 @@
         </w:rPr>
         <w:t>Penelitian ini menggunakan metode eksperimental. Pendekatan eksperimental ini dipilih untuk merancang, mengevaluasi, dan mengoptimalkan performa model klasifikasi gestur tangan dinamis pada sistem vending machine. Secara spesifik, penelitian akan melakukan serangka ian pengujian sistem pada simulasi lingkungan publik yang dinamis, di mana variabel eksternal seperti tingkat pencahayaan (terang dan redup) serta kompleksitas latar belakang visual (back ground) akan divariasikan. Kinerja sistem kemudian akan diukur secara kuantitatif berdasarkan tingkat akurasi pengenalan gestur dan latensi waktu inferensi untuk memastikan sistem dapat berjalan secara real-time.</w:t>
       </w:r>
-      <w:bookmarkStart w:id="24" w:name="_bookmark19"/>
-      <w:bookmarkEnd w:id="24"/>
+      <w:bookmarkStart w:id="23" w:name="_bookmark19"/>
+      <w:bookmarkEnd w:id="23"/>
     </w:p>
     <w:p>
       <w:pPr>
@@ -6614,6 +7004,38 @@
         </w:rPr>
         <w:t>Komputer Pengembangan :</w:t>
       </w:r>
+      <w:r>
+        <w:rPr>
+          <w:b/>
+          <w:bCs/>
+          <w:sz w:val="24"/>
+          <w:szCs w:val="24"/>
+        </w:rPr>
+        <w:t xml:space="preserve"> </w:t>
+      </w:r>
+      <w:r>
+        <w:rPr>
+          <w:sz w:val="24"/>
+          <w:szCs w:val="24"/>
+        </w:rPr>
+        <w:t xml:space="preserve">PC spesifikasi tinggi yang dialokasikan khusus untuk menjalankan simulator lingkungan </w:t>
+      </w:r>
+      <w:r>
+        <w:rPr>
+          <w:i/>
+          <w:iCs/>
+          <w:sz w:val="24"/>
+          <w:szCs w:val="24"/>
+        </w:rPr>
+        <w:t>BeamNG.drive</w:t>
+      </w:r>
+      <w:r>
+        <w:rPr>
+          <w:sz w:val="24"/>
+          <w:szCs w:val="24"/>
+        </w:rPr>
+        <w:t xml:space="preserve"> serta melakukan proses pelatihan dan pengembangan arsitektur model 1D-CNN secara intensif.</w:t>
+      </w:r>
     </w:p>
     <w:p>
       <w:pPr>
@@ -6655,6 +7077,54 @@
         </w:rPr>
         <w:t xml:space="preserve"> :</w:t>
       </w:r>
+      <w:r>
+        <w:rPr>
+          <w:b/>
+          <w:bCs/>
+          <w:sz w:val="24"/>
+          <w:szCs w:val="24"/>
+        </w:rPr>
+        <w:t xml:space="preserve"> </w:t>
+      </w:r>
+      <w:r>
+        <w:rPr>
+          <w:sz w:val="24"/>
+          <w:szCs w:val="24"/>
+        </w:rPr>
+        <w:t>Rangkaian set kemudi fisik (</w:t>
+      </w:r>
+      <w:r>
+        <w:rPr>
+          <w:i/>
+          <w:iCs/>
+          <w:sz w:val="24"/>
+          <w:szCs w:val="24"/>
+        </w:rPr>
+        <w:t>steering wheel</w:t>
+      </w:r>
+      <w:r>
+        <w:rPr>
+          <w:sz w:val="24"/>
+          <w:szCs w:val="24"/>
+        </w:rPr>
+        <w:t>) dan pedal (</w:t>
+      </w:r>
+      <w:r>
+        <w:rPr>
+          <w:i/>
+          <w:iCs/>
+          <w:sz w:val="24"/>
+          <w:szCs w:val="24"/>
+        </w:rPr>
+        <w:t>throttle, brake</w:t>
+      </w:r>
+      <w:r>
+        <w:rPr>
+          <w:sz w:val="24"/>
+          <w:szCs w:val="24"/>
+        </w:rPr>
+        <w:t>) yang berfungsi sebagai perangkat input mekanis bagi pengemudi untuk mengendalikan kendaraan di dalam simulator secara realistis.</w:t>
+      </w:r>
     </w:p>
     <w:p>
       <w:pPr>
@@ -7217,7 +7687,7 @@
         </w:rPr>
         <w:t>penelitia</w:t>
       </w:r>
-      <w:bookmarkStart w:id="25" w:name="_bookmark20"/>
+      <w:bookmarkStart w:id="24" w:name="_bookmark20"/>
       <w:r>
         <w:rPr>
           <w:b/>
@@ -7226,7 +7696,7 @@
         </w:rPr>
         <w:t>n</w:t>
       </w:r>
-      <w:bookmarkEnd w:id="25"/>
+      <w:bookmarkEnd w:id="24"/>
     </w:p>
     <w:p>
       <w:pPr>
@@ -7258,8 +7728,8 @@
         </w:tabs>
         <w:spacing w:before="262"/>
         <w:sectPr>
-          <w:headerReference w:type="default" r:id="rId23"/>
-          <w:footerReference w:type="default" r:id="rId24"/>
+          <w:headerReference w:type="default" r:id="rId24"/>
+          <w:footerReference w:type="default" r:id="rId25"/>
           <w:pgSz w:w="11906" w:h="16850"/>
           <w:pgMar w:top="2180" w:right="992" w:bottom="1261" w:left="1417" w:header="1889" w:footer="1061" w:gutter="0"/>
           <w:cols w:space="720"/>
@@ -7277,8 +7747,8 @@
           <w:sz w:val="17"/>
         </w:rPr>
         <w:sectPr>
-          <w:headerReference w:type="default" r:id="rId25"/>
-          <w:footerReference w:type="default" r:id="rId26"/>
+          <w:headerReference w:type="default" r:id="rId26"/>
+          <w:footerReference w:type="default" r:id="rId27"/>
           <w:pgSz w:w="11906" w:h="16850"/>
           <w:pgMar w:top="2180" w:right="992" w:bottom="1261" w:left="1417" w:header="1889" w:footer="1061" w:gutter="0"/>
           <w:cols w:space="720"/>
@@ -7294,8 +7764,8 @@
       </w:pPr>
     </w:p>
     <w:sectPr>
-      <w:headerReference w:type="default" r:id="rId27"/>
-      <w:footerReference w:type="default" r:id="rId28"/>
+      <w:headerReference w:type="default" r:id="rId28"/>
+      <w:footerReference w:type="default" r:id="rId29"/>
       <w:pgSz w:w="11906" w:h="16850"/>
       <w:pgMar w:top="1740" w:right="992" w:bottom="1261" w:left="1417" w:header="1430" w:footer="1061" w:gutter="0"/>
       <w:cols w:space="720"/>
@@ -7593,14 +8063,7 @@
                               <w:color w:val="000000"/>
                               <w:spacing w:val="-5"/>
                             </w:rPr>
-                            <w:t>1</w:t>
-                          </w:r>
-                          <w:r>
-                            <w:rPr>
-                              <w:color w:val="000000"/>
-                              <w:spacing w:val="-5"/>
-                            </w:rPr>
-                            <w:t>3</w:t>
+                            <w:t>13</w:t>
                           </w:r>
                           <w:r>
                             <w:rPr>
@@ -7658,14 +8121,7 @@
                         <w:color w:val="000000"/>
                         <w:spacing w:val="-5"/>
                       </w:rPr>
-                      <w:t>1</w:t>
-                    </w:r>
-                    <w:r>
-                      <w:rPr>
-                        <w:color w:val="000000"/>
-                        <w:spacing w:val="-5"/>
-                      </w:rPr>
-                      <w:t>3</w:t>
+                      <w:t>13</w:t>
                     </w:r>
                     <w:r>
                       <w:rPr>
@@ -7781,14 +8237,7 @@
                               <w:color w:val="000000"/>
                               <w:spacing w:val="-5"/>
                             </w:rPr>
-                            <w:t>1</w:t>
-                          </w:r>
-                          <w:r>
-                            <w:rPr>
-                              <w:color w:val="000000"/>
-                              <w:spacing w:val="-5"/>
-                            </w:rPr>
-                            <w:t>4</w:t>
+                            <w:t>14</w:t>
                           </w:r>
                           <w:r>
                             <w:rPr>
@@ -7846,14 +8295,7 @@
                         <w:color w:val="000000"/>
                         <w:spacing w:val="-5"/>
                       </w:rPr>
-                      <w:t>1</w:t>
-                    </w:r>
-                    <w:r>
-                      <w:rPr>
-                        <w:color w:val="000000"/>
-                        <w:spacing w:val="-5"/>
-                      </w:rPr>
-                      <w:t>4</w:t>
+                      <w:t>14</w:t>
                     </w:r>
                     <w:r>
                       <w:rPr>
@@ -7969,14 +8411,7 @@
                               <w:color w:val="000000"/>
                               <w:spacing w:val="-5"/>
                             </w:rPr>
-                            <w:t>i</w:t>
-                          </w:r>
-                          <w:r>
-                            <w:rPr>
-                              <w:color w:val="000000"/>
-                              <w:spacing w:val="-5"/>
-                            </w:rPr>
-                            <w:t>i</w:t>
+                            <w:t>ii</w:t>
                           </w:r>
                           <w:r>
                             <w:rPr>
@@ -8034,14 +8469,7 @@
                         <w:color w:val="000000"/>
                         <w:spacing w:val="-5"/>
                       </w:rPr>
-                      <w:t>i</w:t>
-                    </w:r>
-                    <w:r>
-                      <w:rPr>
-                        <w:color w:val="000000"/>
-                        <w:spacing w:val="-5"/>
-                      </w:rPr>
-                      <w:t>i</w:t>
+                      <w:t>ii</w:t>
                     </w:r>
                     <w:r>
                       <w:rPr>
@@ -8157,14 +8585,7 @@
                               <w:color w:val="000000"/>
                               <w:spacing w:val="-5"/>
                             </w:rPr>
-                            <w:t>ii</w:t>
-                          </w:r>
-                          <w:r>
-                            <w:rPr>
-                              <w:color w:val="000000"/>
-                              <w:spacing w:val="-5"/>
-                            </w:rPr>
-                            <w:t>i</w:t>
+                            <w:t>iii</w:t>
                           </w:r>
                           <w:r>
                             <w:rPr>
@@ -8222,14 +8643,7 @@
                         <w:color w:val="000000"/>
                         <w:spacing w:val="-5"/>
                       </w:rPr>
-                      <w:t>ii</w:t>
-                    </w:r>
-                    <w:r>
-                      <w:rPr>
-                        <w:color w:val="000000"/>
-                        <w:spacing w:val="-5"/>
-                      </w:rPr>
-                      <w:t>i</w:t>
+                      <w:t>iii</w:t>
                     </w:r>
                     <w:r>
                       <w:rPr>
@@ -8345,14 +8759,7 @@
                               <w:color w:val="000000"/>
                               <w:spacing w:val="-5"/>
                             </w:rPr>
-                            <w:t>i</w:t>
-                          </w:r>
-                          <w:r>
-                            <w:rPr>
-                              <w:color w:val="000000"/>
-                              <w:spacing w:val="-5"/>
-                            </w:rPr>
-                            <w:t>v</w:t>
+                            <w:t>iv</w:t>
                           </w:r>
                           <w:r>
                             <w:rPr>
@@ -8410,14 +8817,7 @@
                         <w:color w:val="000000"/>
                         <w:spacing w:val="-5"/>
                       </w:rPr>
-                      <w:t>i</w:t>
-                    </w:r>
-                    <w:r>
-                      <w:rPr>
-                        <w:color w:val="000000"/>
-                        <w:spacing w:val="-5"/>
-                      </w:rPr>
-                      <w:t>v</w:t>
+                      <w:t>iv</w:t>
                     </w:r>
                     <w:r>
                       <w:rPr>
@@ -8707,14 +9107,7 @@
                               <w:color w:val="000000"/>
                               <w:spacing w:val="-5"/>
                             </w:rPr>
-                            <w:t>v</w:t>
-                          </w:r>
-                          <w:r>
-                            <w:rPr>
-                              <w:color w:val="000000"/>
-                              <w:spacing w:val="-5"/>
-                            </w:rPr>
-                            <w:t>i</w:t>
+                            <w:t>vi</w:t>
                           </w:r>
                           <w:r>
                             <w:rPr>
@@ -8772,14 +9165,7 @@
                         <w:color w:val="000000"/>
                         <w:spacing w:val="-5"/>
                       </w:rPr>
-                      <w:t>v</w:t>
-                    </w:r>
-                    <w:r>
-                      <w:rPr>
-                        <w:color w:val="000000"/>
-                        <w:spacing w:val="-5"/>
-                      </w:rPr>
-                      <w:t>i</w:t>
+                      <w:t>vi</w:t>
                     </w:r>
                     <w:r>
                       <w:rPr>
@@ -8895,14 +9281,7 @@
                               <w:color w:val="000000"/>
                               <w:spacing w:val="-5"/>
                             </w:rPr>
-                            <w:t>vi</w:t>
-                          </w:r>
-                          <w:r>
-                            <w:rPr>
-                              <w:color w:val="000000"/>
-                              <w:spacing w:val="-5"/>
-                            </w:rPr>
-                            <w:t>i</w:t>
+                            <w:t>vii</w:t>
                           </w:r>
                           <w:r>
                             <w:rPr>
@@ -8960,14 +9339,7 @@
                         <w:color w:val="000000"/>
                         <w:spacing w:val="-5"/>
                       </w:rPr>
-                      <w:t>vi</w:t>
-                    </w:r>
-                    <w:r>
-                      <w:rPr>
-                        <w:color w:val="000000"/>
-                        <w:spacing w:val="-5"/>
-                      </w:rPr>
-                      <w:t>i</w:t>
+                      <w:t>vii</w:t>
                     </w:r>
                     <w:r>
                       <w:rPr>
@@ -9083,14 +9455,7 @@
                               <w:color w:val="000000"/>
                               <w:spacing w:val="-10"/>
                             </w:rPr>
-                            <w:t>1</w:t>
-                          </w:r>
-                          <w:r>
-                            <w:rPr>
-                              <w:color w:val="000000"/>
-                              <w:spacing w:val="-10"/>
-                            </w:rPr>
-                            <w:t>1</w:t>
+                            <w:t>11</w:t>
                           </w:r>
                           <w:r>
                             <w:rPr>
@@ -9148,14 +9513,7 @@
                         <w:color w:val="000000"/>
                         <w:spacing w:val="-10"/>
                       </w:rPr>
-                      <w:t>1</w:t>
-                    </w:r>
-                    <w:r>
-                      <w:rPr>
-                        <w:color w:val="000000"/>
-                        <w:spacing w:val="-10"/>
-                      </w:rPr>
-                      <w:t>1</w:t>
+                      <w:t>11</w:t>
                     </w:r>
                     <w:r>
                       <w:rPr>
@@ -9271,14 +9629,7 @@
                               <w:color w:val="000000"/>
                               <w:spacing w:val="-5"/>
                             </w:rPr>
-                            <w:t>1</w:t>
-                          </w:r>
-                          <w:r>
-                            <w:rPr>
-                              <w:color w:val="000000"/>
-                              <w:spacing w:val="-5"/>
-                            </w:rPr>
-                            <w:t>2</w:t>
+                            <w:t>12</w:t>
                           </w:r>
                           <w:r>
                             <w:rPr>
@@ -9336,14 +9687,7 @@
                         <w:color w:val="000000"/>
                         <w:spacing w:val="-5"/>
                       </w:rPr>
-                      <w:t>1</w:t>
-                    </w:r>
-                    <w:r>
-                      <w:rPr>
-                        <w:color w:val="000000"/>
-                        <w:spacing w:val="-5"/>
-                      </w:rPr>
-                      <w:t>2</w:t>
+                      <w:t>12</w:t>
                     </w:r>
                     <w:r>
                       <w:rPr>
@@ -10658,6 +11002,92 @@
 <file path=word/numbering.xml><?xml version="1.0" encoding="utf-8"?>
 <w:numbering xmlns:wpc="http://schemas.microsoft.com/office/word/2010/wordprocessingCanvas" xmlns:cx="http://schemas.microsoft.com/office/drawing/2014/chartex" xmlns:cx1="http://schemas.microsoft.com/office/drawing/2015/9/8/chartex" xmlns:cx2="http://schemas.microsoft.com/office/drawing/2015/10/21/chartex" xmlns:cx3="http://schemas.microsoft.com/office/drawing/2016/5/9/chartex" xmlns:cx4="http://schemas.microsoft.com/office/drawing/2016/5/10/chartex" xmlns:cx5="http://schemas.microsoft.com/office/drawing/2016/5/11/chartex" xmlns:cx6="http://schemas.microsoft.com/office/drawing/2016/5/12/chartex" xmlns:cx7="http://schemas.microsoft.com/office/drawing/2016/5/13/chartex" xmlns:cx8="http://schemas.microsoft.com/office/drawing/2016/5/14/chartex" xmlns:mc="http://schemas.openxmlformats.org/markup-compatibility/2006" xmlns:aink="http://schemas.microsoft.com/office/drawing/2016/ink" xmlns:am3d="http://schemas.microsoft.com/office/drawing/2017/model3d" xmlns:o="urn:schemas-microsoft-com:office:office" xmlns:oel="http://schemas.microsoft.com/office/2019/extlst" xmlns:r="http://schemas.openxmlformats.org/officeDocument/2006/relationships" xmlns:m="http://schemas.openxmlformats.org/officeDocument/2006/math" xmlns:v="urn:schemas-microsoft-com:vml" xmlns:wp14="http://schemas.microsoft.com/office/word/2010/wordprocessingDrawing" xmlns:wp="http://schemas.openxmlformats.org/drawingml/2006/wordprocessingDrawing" xmlns:w10="urn:schemas-microsoft-com:office:word" xmlns:w="http://schemas.openxmlformats.org/wordprocessingml/2006/main" xmlns:w14="http://schemas.microsoft.com/office/word/2010/wordml" xmlns:w15="http://schemas.microsoft.com/office/word/2012/wordml" xmlns:w16cex="http://schemas.microsoft.com/office/word/2018/wordml/cex" xmlns:w16cid="http://schemas.microsoft.com/office/word/2016/wordml/cid" xmlns:w16="http://schemas.microsoft.com/office/word/2018/wordml" xmlns:w16du="http://schemas.microsoft.com/office/word/2023/wordml/word16du" xmlns:w16sdtdh="http://schemas.microsoft.com/office/word/2020/wordml/sdtdatahash" xmlns:w16sdtfl="http://schemas.microsoft.com/office/word/2024/wordml/sdtformatlock" xmlns:w16se="http://schemas.microsoft.com/office/word/2015/wordml/symex" xmlns:wpg="http://schemas.microsoft.com/office/word/2010/wordprocessingGroup" xmlns:wpi="http://schemas.microsoft.com/office/word/2010/wordprocessingInk" xmlns:wne="http://schemas.microsoft.com/office/word/2006/wordml" xmlns:wps="http://schemas.microsoft.com/office/word/2010/wordprocessingShape" mc:Ignorable="w14 w15 w16se w16cid w16 w16cex w16sdtdh w16sdtfl w16du wp14">
   <w:abstractNum w:abstractNumId="0" w15:restartNumberingAfterBreak="0">
+    <w:nsid w:val="06B32813"/>
+    <w:multiLevelType w:val="hybridMultilevel"/>
+    <w:tmpl w:val="115EA9D8"/>
+    <w:lvl w:ilvl="0" w:tplc="3809000F">
+      <w:start w:val="1"/>
+      <w:numFmt w:val="decimal"/>
+      <w:lvlText w:val="%1."/>
+      <w:lvlJc w:val="left"/>
+      <w:pPr>
+        <w:ind w:left="1297" w:hanging="360"/>
+      </w:pPr>
+    </w:lvl>
+    <w:lvl w:ilvl="1" w:tplc="38090019" w:tentative="1">
+      <w:start w:val="1"/>
+      <w:numFmt w:val="lowerLetter"/>
+      <w:lvlText w:val="%2."/>
+      <w:lvlJc w:val="left"/>
+      <w:pPr>
+        <w:ind w:left="2017" w:hanging="360"/>
+      </w:pPr>
+    </w:lvl>
+    <w:lvl w:ilvl="2" w:tplc="3809001B" w:tentative="1">
+      <w:start w:val="1"/>
+      <w:numFmt w:val="lowerRoman"/>
+      <w:lvlText w:val="%3."/>
+      <w:lvlJc w:val="right"/>
+      <w:pPr>
+        <w:ind w:left="2737" w:hanging="180"/>
+      </w:pPr>
+    </w:lvl>
+    <w:lvl w:ilvl="3" w:tplc="3809000F" w:tentative="1">
+      <w:start w:val="1"/>
+      <w:numFmt w:val="decimal"/>
+      <w:lvlText w:val="%4."/>
+      <w:lvlJc w:val="left"/>
+      <w:pPr>
+        <w:ind w:left="3457" w:hanging="360"/>
+      </w:pPr>
+    </w:lvl>
+    <w:lvl w:ilvl="4" w:tplc="38090019" w:tentative="1">
+      <w:start w:val="1"/>
+      <w:numFmt w:val="lowerLetter"/>
+      <w:lvlText w:val="%5."/>
+      <w:lvlJc w:val="left"/>
+      <w:pPr>
+        <w:ind w:left="4177" w:hanging="360"/>
+      </w:pPr>
+    </w:lvl>
+    <w:lvl w:ilvl="5" w:tplc="3809001B" w:tentative="1">
+      <w:start w:val="1"/>
+      <w:numFmt w:val="lowerRoman"/>
+      <w:lvlText w:val="%6."/>
+      <w:lvlJc w:val="right"/>
+      <w:pPr>
+        <w:ind w:left="4897" w:hanging="180"/>
+      </w:pPr>
+    </w:lvl>
+    <w:lvl w:ilvl="6" w:tplc="3809000F" w:tentative="1">
+      <w:start w:val="1"/>
+      <w:numFmt w:val="decimal"/>
+      <w:lvlText w:val="%7."/>
+      <w:lvlJc w:val="left"/>
+      <w:pPr>
+        <w:ind w:left="5617" w:hanging="360"/>
+      </w:pPr>
+    </w:lvl>
+    <w:lvl w:ilvl="7" w:tplc="38090019" w:tentative="1">
+      <w:start w:val="1"/>
+      <w:numFmt w:val="lowerLetter"/>
+      <w:lvlText w:val="%8."/>
+      <w:lvlJc w:val="left"/>
+      <w:pPr>
+        <w:ind w:left="6337" w:hanging="360"/>
+      </w:pPr>
+    </w:lvl>
+    <w:lvl w:ilvl="8" w:tplc="3809001B" w:tentative="1">
+      <w:start w:val="1"/>
+      <w:numFmt w:val="lowerRoman"/>
+      <w:lvlText w:val="%9."/>
+      <w:lvlJc w:val="right"/>
+      <w:pPr>
+        <w:ind w:left="7057" w:hanging="180"/>
+      </w:pPr>
+    </w:lvl>
+  </w:abstractNum>
+  <w:abstractNum w:abstractNumId="1" w15:restartNumberingAfterBreak="0">
     <w:nsid w:val="1195290E"/>
     <w:multiLevelType w:val="hybridMultilevel"/>
     <w:tmpl w:val="8D488A92"/>
@@ -10743,7 +11173,93 @@
       </w:pPr>
     </w:lvl>
   </w:abstractNum>
-  <w:abstractNum w:abstractNumId="1" w15:restartNumberingAfterBreak="0">
+  <w:abstractNum w:abstractNumId="2" w15:restartNumberingAfterBreak="0">
+    <w:nsid w:val="12201117"/>
+    <w:multiLevelType w:val="hybridMultilevel"/>
+    <w:tmpl w:val="9A2C1A78"/>
+    <w:lvl w:ilvl="0" w:tplc="3809000F">
+      <w:start w:val="1"/>
+      <w:numFmt w:val="decimal"/>
+      <w:lvlText w:val="%1."/>
+      <w:lvlJc w:val="left"/>
+      <w:pPr>
+        <w:ind w:left="720" w:hanging="360"/>
+      </w:pPr>
+    </w:lvl>
+    <w:lvl w:ilvl="1" w:tplc="38090019" w:tentative="1">
+      <w:start w:val="1"/>
+      <w:numFmt w:val="lowerLetter"/>
+      <w:lvlText w:val="%2."/>
+      <w:lvlJc w:val="left"/>
+      <w:pPr>
+        <w:ind w:left="1440" w:hanging="360"/>
+      </w:pPr>
+    </w:lvl>
+    <w:lvl w:ilvl="2" w:tplc="3809001B" w:tentative="1">
+      <w:start w:val="1"/>
+      <w:numFmt w:val="lowerRoman"/>
+      <w:lvlText w:val="%3."/>
+      <w:lvlJc w:val="right"/>
+      <w:pPr>
+        <w:ind w:left="2160" w:hanging="180"/>
+      </w:pPr>
+    </w:lvl>
+    <w:lvl w:ilvl="3" w:tplc="3809000F" w:tentative="1">
+      <w:start w:val="1"/>
+      <w:numFmt w:val="decimal"/>
+      <w:lvlText w:val="%4."/>
+      <w:lvlJc w:val="left"/>
+      <w:pPr>
+        <w:ind w:left="2880" w:hanging="360"/>
+      </w:pPr>
+    </w:lvl>
+    <w:lvl w:ilvl="4" w:tplc="38090019" w:tentative="1">
+      <w:start w:val="1"/>
+      <w:numFmt w:val="lowerLetter"/>
+      <w:lvlText w:val="%5."/>
+      <w:lvlJc w:val="left"/>
+      <w:pPr>
+        <w:ind w:left="3600" w:hanging="360"/>
+      </w:pPr>
+    </w:lvl>
+    <w:lvl w:ilvl="5" w:tplc="3809001B" w:tentative="1">
+      <w:start w:val="1"/>
+      <w:numFmt w:val="lowerRoman"/>
+      <w:lvlText w:val="%6."/>
+      <w:lvlJc w:val="right"/>
+      <w:pPr>
+        <w:ind w:left="4320" w:hanging="180"/>
+      </w:pPr>
+    </w:lvl>
+    <w:lvl w:ilvl="6" w:tplc="3809000F" w:tentative="1">
+      <w:start w:val="1"/>
+      <w:numFmt w:val="decimal"/>
+      <w:lvlText w:val="%7."/>
+      <w:lvlJc w:val="left"/>
+      <w:pPr>
+        <w:ind w:left="5040" w:hanging="360"/>
+      </w:pPr>
+    </w:lvl>
+    <w:lvl w:ilvl="7" w:tplc="38090019" w:tentative="1">
+      <w:start w:val="1"/>
+      <w:numFmt w:val="lowerLetter"/>
+      <w:lvlText w:val="%8."/>
+      <w:lvlJc w:val="left"/>
+      <w:pPr>
+        <w:ind w:left="5760" w:hanging="360"/>
+      </w:pPr>
+    </w:lvl>
+    <w:lvl w:ilvl="8" w:tplc="3809001B" w:tentative="1">
+      <w:start w:val="1"/>
+      <w:numFmt w:val="lowerRoman"/>
+      <w:lvlText w:val="%9."/>
+      <w:lvlJc w:val="right"/>
+      <w:pPr>
+        <w:ind w:left="6480" w:hanging="180"/>
+      </w:pPr>
+    </w:lvl>
+  </w:abstractNum>
+  <w:abstractNum w:abstractNumId="3" w15:restartNumberingAfterBreak="0">
     <w:nsid w:val="131E0C85"/>
     <w:multiLevelType w:val="multilevel"/>
     <w:tmpl w:val="D452007A"/>
@@ -10899,7 +11415,7 @@
       </w:rPr>
     </w:lvl>
   </w:abstractNum>
-  <w:abstractNum w:abstractNumId="2" w15:restartNumberingAfterBreak="0">
+  <w:abstractNum w:abstractNumId="4" w15:restartNumberingAfterBreak="0">
     <w:nsid w:val="13415710"/>
     <w:multiLevelType w:val="hybridMultilevel"/>
     <w:tmpl w:val="9D5ED118"/>
@@ -10985,7 +11501,7 @@
       </w:pPr>
     </w:lvl>
   </w:abstractNum>
-  <w:abstractNum w:abstractNumId="3" w15:restartNumberingAfterBreak="0">
+  <w:abstractNum w:abstractNumId="5" w15:restartNumberingAfterBreak="0">
     <w:nsid w:val="1E945355"/>
     <w:multiLevelType w:val="hybridMultilevel"/>
     <w:tmpl w:val="4D566878"/>
@@ -11075,7 +11591,7 @@
       </w:pPr>
     </w:lvl>
   </w:abstractNum>
-  <w:abstractNum w:abstractNumId="4" w15:restartNumberingAfterBreak="0">
+  <w:abstractNum w:abstractNumId="6" w15:restartNumberingAfterBreak="0">
     <w:nsid w:val="22501B83"/>
     <w:multiLevelType w:val="multilevel"/>
     <w:tmpl w:val="3809001D"/>
@@ -11161,7 +11677,7 @@
       </w:pPr>
     </w:lvl>
   </w:abstractNum>
-  <w:abstractNum w:abstractNumId="5" w15:restartNumberingAfterBreak="0">
+  <w:abstractNum w:abstractNumId="7" w15:restartNumberingAfterBreak="0">
     <w:nsid w:val="2C212A8E"/>
     <w:multiLevelType w:val="multilevel"/>
     <w:tmpl w:val="3809001D"/>
@@ -11247,7 +11763,7 @@
       </w:pPr>
     </w:lvl>
   </w:abstractNum>
-  <w:abstractNum w:abstractNumId="6" w15:restartNumberingAfterBreak="0">
+  <w:abstractNum w:abstractNumId="8" w15:restartNumberingAfterBreak="0">
     <w:nsid w:val="2F2E3BA2"/>
     <w:multiLevelType w:val="multilevel"/>
     <w:tmpl w:val="EAECE2DA"/>
@@ -11369,7 +11885,7 @@
       </w:pPr>
     </w:lvl>
   </w:abstractNum>
-  <w:abstractNum w:abstractNumId="7" w15:restartNumberingAfterBreak="0">
+  <w:abstractNum w:abstractNumId="9" w15:restartNumberingAfterBreak="0">
     <w:nsid w:val="2F440E91"/>
     <w:multiLevelType w:val="multilevel"/>
     <w:tmpl w:val="1F405876"/>
@@ -11482,7 +11998,93 @@
       </w:pPr>
     </w:lvl>
   </w:abstractNum>
-  <w:abstractNum w:abstractNumId="8" w15:restartNumberingAfterBreak="0">
+  <w:abstractNum w:abstractNumId="10" w15:restartNumberingAfterBreak="0">
+    <w:nsid w:val="3F457490"/>
+    <w:multiLevelType w:val="hybridMultilevel"/>
+    <w:tmpl w:val="115EA9D8"/>
+    <w:lvl w:ilvl="0" w:tplc="FFFFFFFF">
+      <w:start w:val="1"/>
+      <w:numFmt w:val="decimal"/>
+      <w:lvlText w:val="%1."/>
+      <w:lvlJc w:val="left"/>
+      <w:pPr>
+        <w:ind w:left="1297" w:hanging="360"/>
+      </w:pPr>
+    </w:lvl>
+    <w:lvl w:ilvl="1" w:tplc="FFFFFFFF" w:tentative="1">
+      <w:start w:val="1"/>
+      <w:numFmt w:val="lowerLetter"/>
+      <w:lvlText w:val="%2."/>
+      <w:lvlJc w:val="left"/>
+      <w:pPr>
+        <w:ind w:left="2017" w:hanging="360"/>
+      </w:pPr>
+    </w:lvl>
+    <w:lvl w:ilvl="2" w:tplc="FFFFFFFF" w:tentative="1">
+      <w:start w:val="1"/>
+      <w:numFmt w:val="lowerRoman"/>
+      <w:lvlText w:val="%3."/>
+      <w:lvlJc w:val="right"/>
+      <w:pPr>
+        <w:ind w:left="2737" w:hanging="180"/>
+      </w:pPr>
+    </w:lvl>
+    <w:lvl w:ilvl="3" w:tplc="FFFFFFFF" w:tentative="1">
+      <w:start w:val="1"/>
+      <w:numFmt w:val="decimal"/>
+      <w:lvlText w:val="%4."/>
+      <w:lvlJc w:val="left"/>
+      <w:pPr>
+        <w:ind w:left="3457" w:hanging="360"/>
+      </w:pPr>
+    </w:lvl>
+    <w:lvl w:ilvl="4" w:tplc="FFFFFFFF" w:tentative="1">
+      <w:start w:val="1"/>
+      <w:numFmt w:val="lowerLetter"/>
+      <w:lvlText w:val="%5."/>
+      <w:lvlJc w:val="left"/>
+      <w:pPr>
+        <w:ind w:left="4177" w:hanging="360"/>
+      </w:pPr>
+    </w:lvl>
+    <w:lvl w:ilvl="5" w:tplc="FFFFFFFF" w:tentative="1">
+      <w:start w:val="1"/>
+      <w:numFmt w:val="lowerRoman"/>
+      <w:lvlText w:val="%6."/>
+      <w:lvlJc w:val="right"/>
+      <w:pPr>
+        <w:ind w:left="4897" w:hanging="180"/>
+      </w:pPr>
+    </w:lvl>
+    <w:lvl w:ilvl="6" w:tplc="FFFFFFFF" w:tentative="1">
+      <w:start w:val="1"/>
+      <w:numFmt w:val="decimal"/>
+      <w:lvlText w:val="%7."/>
+      <w:lvlJc w:val="left"/>
+      <w:pPr>
+        <w:ind w:left="5617" w:hanging="360"/>
+      </w:pPr>
+    </w:lvl>
+    <w:lvl w:ilvl="7" w:tplc="FFFFFFFF" w:tentative="1">
+      <w:start w:val="1"/>
+      <w:numFmt w:val="lowerLetter"/>
+      <w:lvlText w:val="%8."/>
+      <w:lvlJc w:val="left"/>
+      <w:pPr>
+        <w:ind w:left="6337" w:hanging="360"/>
+      </w:pPr>
+    </w:lvl>
+    <w:lvl w:ilvl="8" w:tplc="FFFFFFFF" w:tentative="1">
+      <w:start w:val="1"/>
+      <w:numFmt w:val="lowerRoman"/>
+      <w:lvlText w:val="%9."/>
+      <w:lvlJc w:val="right"/>
+      <w:pPr>
+        <w:ind w:left="7057" w:hanging="180"/>
+      </w:pPr>
+    </w:lvl>
+  </w:abstractNum>
+  <w:abstractNum w:abstractNumId="11" w15:restartNumberingAfterBreak="0">
     <w:nsid w:val="4B3872E4"/>
     <w:multiLevelType w:val="hybridMultilevel"/>
     <w:tmpl w:val="D8F01744"/>
@@ -11568,7 +12170,7 @@
       </w:pPr>
     </w:lvl>
   </w:abstractNum>
-  <w:abstractNum w:abstractNumId="9" w15:restartNumberingAfterBreak="0">
+  <w:abstractNum w:abstractNumId="12" w15:restartNumberingAfterBreak="0">
     <w:nsid w:val="56B93332"/>
     <w:multiLevelType w:val="multilevel"/>
     <w:tmpl w:val="6C904BA6"/>
@@ -11724,7 +12326,7 @@
       </w:rPr>
     </w:lvl>
   </w:abstractNum>
-  <w:abstractNum w:abstractNumId="10" w15:restartNumberingAfterBreak="0">
+  <w:abstractNum w:abstractNumId="13" w15:restartNumberingAfterBreak="0">
     <w:nsid w:val="594914C6"/>
     <w:multiLevelType w:val="multilevel"/>
     <w:tmpl w:val="6E620F48"/>
@@ -11880,7 +12482,7 @@
       </w:rPr>
     </w:lvl>
   </w:abstractNum>
-  <w:abstractNum w:abstractNumId="11" w15:restartNumberingAfterBreak="0">
+  <w:abstractNum w:abstractNumId="14" w15:restartNumberingAfterBreak="0">
     <w:nsid w:val="60310B9A"/>
     <w:multiLevelType w:val="multilevel"/>
     <w:tmpl w:val="A9023430"/>
@@ -11993,7 +12595,7 @@
       </w:pPr>
     </w:lvl>
   </w:abstractNum>
-  <w:abstractNum w:abstractNumId="12" w15:restartNumberingAfterBreak="0">
+  <w:abstractNum w:abstractNumId="15" w15:restartNumberingAfterBreak="0">
     <w:nsid w:val="68653436"/>
     <w:multiLevelType w:val="hybridMultilevel"/>
     <w:tmpl w:val="5F34D498"/>
@@ -12079,7 +12681,93 @@
       </w:pPr>
     </w:lvl>
   </w:abstractNum>
-  <w:abstractNum w:abstractNumId="13" w15:restartNumberingAfterBreak="0">
+  <w:abstractNum w:abstractNumId="16" w15:restartNumberingAfterBreak="0">
+    <w:nsid w:val="6DD71BC7"/>
+    <w:multiLevelType w:val="hybridMultilevel"/>
+    <w:tmpl w:val="B652EA06"/>
+    <w:lvl w:ilvl="0" w:tplc="3809000F">
+      <w:start w:val="1"/>
+      <w:numFmt w:val="decimal"/>
+      <w:lvlText w:val="%1."/>
+      <w:lvlJc w:val="left"/>
+      <w:pPr>
+        <w:ind w:left="2160" w:hanging="360"/>
+      </w:pPr>
+    </w:lvl>
+    <w:lvl w:ilvl="1" w:tplc="38090019" w:tentative="1">
+      <w:start w:val="1"/>
+      <w:numFmt w:val="lowerLetter"/>
+      <w:lvlText w:val="%2."/>
+      <w:lvlJc w:val="left"/>
+      <w:pPr>
+        <w:ind w:left="2880" w:hanging="360"/>
+      </w:pPr>
+    </w:lvl>
+    <w:lvl w:ilvl="2" w:tplc="3809001B" w:tentative="1">
+      <w:start w:val="1"/>
+      <w:numFmt w:val="lowerRoman"/>
+      <w:lvlText w:val="%3."/>
+      <w:lvlJc w:val="right"/>
+      <w:pPr>
+        <w:ind w:left="3600" w:hanging="180"/>
+      </w:pPr>
+    </w:lvl>
+    <w:lvl w:ilvl="3" w:tplc="3809000F" w:tentative="1">
+      <w:start w:val="1"/>
+      <w:numFmt w:val="decimal"/>
+      <w:lvlText w:val="%4."/>
+      <w:lvlJc w:val="left"/>
+      <w:pPr>
+        <w:ind w:left="4320" w:hanging="360"/>
+      </w:pPr>
+    </w:lvl>
+    <w:lvl w:ilvl="4" w:tplc="38090019" w:tentative="1">
+      <w:start w:val="1"/>
+      <w:numFmt w:val="lowerLetter"/>
+      <w:lvlText w:val="%5."/>
+      <w:lvlJc w:val="left"/>
+      <w:pPr>
+        <w:ind w:left="5040" w:hanging="360"/>
+      </w:pPr>
+    </w:lvl>
+    <w:lvl w:ilvl="5" w:tplc="3809001B" w:tentative="1">
+      <w:start w:val="1"/>
+      <w:numFmt w:val="lowerRoman"/>
+      <w:lvlText w:val="%6."/>
+      <w:lvlJc w:val="right"/>
+      <w:pPr>
+        <w:ind w:left="5760" w:hanging="180"/>
+      </w:pPr>
+    </w:lvl>
+    <w:lvl w:ilvl="6" w:tplc="3809000F" w:tentative="1">
+      <w:start w:val="1"/>
+      <w:numFmt w:val="decimal"/>
+      <w:lvlText w:val="%7."/>
+      <w:lvlJc w:val="left"/>
+      <w:pPr>
+        <w:ind w:left="6480" w:hanging="360"/>
+      </w:pPr>
+    </w:lvl>
+    <w:lvl w:ilvl="7" w:tplc="38090019" w:tentative="1">
+      <w:start w:val="1"/>
+      <w:numFmt w:val="lowerLetter"/>
+      <w:lvlText w:val="%8."/>
+      <w:lvlJc w:val="left"/>
+      <w:pPr>
+        <w:ind w:left="7200" w:hanging="360"/>
+      </w:pPr>
+    </w:lvl>
+    <w:lvl w:ilvl="8" w:tplc="3809001B" w:tentative="1">
+      <w:start w:val="1"/>
+      <w:numFmt w:val="lowerRoman"/>
+      <w:lvlText w:val="%9."/>
+      <w:lvlJc w:val="right"/>
+      <w:pPr>
+        <w:ind w:left="7920" w:hanging="180"/>
+      </w:pPr>
+    </w:lvl>
+  </w:abstractNum>
+  <w:abstractNum w:abstractNumId="17" w15:restartNumberingAfterBreak="0">
     <w:nsid w:val="71DA0DCD"/>
     <w:multiLevelType w:val="multilevel"/>
     <w:tmpl w:val="FC84F764"/>
@@ -12235,7 +12923,7 @@
       </w:rPr>
     </w:lvl>
   </w:abstractNum>
-  <w:abstractNum w:abstractNumId="14" w15:restartNumberingAfterBreak="0">
+  <w:abstractNum w:abstractNumId="18" w15:restartNumberingAfterBreak="0">
     <w:nsid w:val="720A320A"/>
     <w:multiLevelType w:val="multilevel"/>
     <w:tmpl w:val="C010C38E"/>
@@ -12392,61 +13080,73 @@
     </w:lvl>
   </w:abstractNum>
   <w:num w:numId="1" w16cid:durableId="1177305421">
+    <w:abstractNumId w:val="17"/>
+  </w:num>
+  <w:num w:numId="2" w16cid:durableId="619922265">
     <w:abstractNumId w:val="13"/>
   </w:num>
-  <w:num w:numId="2" w16cid:durableId="619922265">
-    <w:abstractNumId w:val="10"/>
+  <w:num w:numId="3" w16cid:durableId="1683169394">
+    <w:abstractNumId w:val="18"/>
   </w:num>
-  <w:num w:numId="3" w16cid:durableId="1683169394">
+  <w:num w:numId="4" w16cid:durableId="1160123427">
+    <w:abstractNumId w:val="9"/>
+  </w:num>
+  <w:num w:numId="5" w16cid:durableId="2047874187">
     <w:abstractNumId w:val="14"/>
   </w:num>
-  <w:num w:numId="4" w16cid:durableId="1160123427">
-    <w:abstractNumId w:val="7"/>
-  </w:num>
-  <w:num w:numId="5" w16cid:durableId="2047874187">
-    <w:abstractNumId w:val="11"/>
-  </w:num>
   <w:num w:numId="6" w16cid:durableId="533351974">
-    <w:abstractNumId w:val="1"/>
+    <w:abstractNumId w:val="3"/>
   </w:num>
   <w:num w:numId="7" w16cid:durableId="1088497945">
-    <w:abstractNumId w:val="9"/>
+    <w:abstractNumId w:val="12"/>
   </w:num>
   <w:num w:numId="8" w16cid:durableId="525362845">
-    <w:abstractNumId w:val="6"/>
+    <w:abstractNumId w:val="8"/>
   </w:num>
   <w:num w:numId="9" w16cid:durableId="1411778482">
-    <w:abstractNumId w:val="14"/>
+    <w:abstractNumId w:val="18"/>
     <w:lvlOverride w:ilvl="0">
       <w:startOverride w:val="1"/>
     </w:lvlOverride>
   </w:num>
   <w:num w:numId="10" w16cid:durableId="175005189">
-    <w:abstractNumId w:val="14"/>
+    <w:abstractNumId w:val="18"/>
     <w:lvlOverride w:ilvl="0">
       <w:startOverride w:val="1"/>
     </w:lvlOverride>
   </w:num>
   <w:num w:numId="11" w16cid:durableId="1535460179">
+    <w:abstractNumId w:val="1"/>
+  </w:num>
+  <w:num w:numId="12" w16cid:durableId="933124456">
+    <w:abstractNumId w:val="5"/>
+  </w:num>
+  <w:num w:numId="13" w16cid:durableId="437723159">
+    <w:abstractNumId w:val="11"/>
+  </w:num>
+  <w:num w:numId="14" w16cid:durableId="1300576119">
+    <w:abstractNumId w:val="4"/>
+  </w:num>
+  <w:num w:numId="15" w16cid:durableId="344982480">
+    <w:abstractNumId w:val="15"/>
+  </w:num>
+  <w:num w:numId="16" w16cid:durableId="1068379472">
+    <w:abstractNumId w:val="7"/>
+  </w:num>
+  <w:num w:numId="17" w16cid:durableId="2105762793">
+    <w:abstractNumId w:val="6"/>
+  </w:num>
+  <w:num w:numId="18" w16cid:durableId="536696564">
     <w:abstractNumId w:val="0"/>
   </w:num>
-  <w:num w:numId="12" w16cid:durableId="933124456">
-    <w:abstractNumId w:val="3"/>
-  </w:num>
-  <w:num w:numId="13" w16cid:durableId="437723159">
-    <w:abstractNumId w:val="8"/>
-  </w:num>
-  <w:num w:numId="14" w16cid:durableId="1300576119">
+  <w:num w:numId="19" w16cid:durableId="148636191">
     <w:abstractNumId w:val="2"/>
   </w:num>
-  <w:num w:numId="15" w16cid:durableId="344982480">
-    <w:abstractNumId w:val="12"/>
+  <w:num w:numId="20" w16cid:durableId="1816989479">
+    <w:abstractNumId w:val="16"/>
   </w:num>
-  <w:num w:numId="16" w16cid:durableId="1068379472">
-    <w:abstractNumId w:val="5"/>
-  </w:num>
-  <w:num w:numId="17" w16cid:durableId="2105762793">
-    <w:abstractNumId w:val="4"/>
+  <w:num w:numId="21" w16cid:durableId="373848532">
+    <w:abstractNumId w:val="10"/>
   </w:num>
 </w:numbering>
 </file>
@@ -12913,7 +13613,6 @@
   <w:style w:type="character" w:default="1" w:styleId="DefaultParagraphFont">
     <w:name w:val="Default Paragraph Font"/>
     <w:uiPriority w:val="1"/>
-    <w:semiHidden/>
     <w:unhideWhenUsed/>
   </w:style>
   <w:style w:type="table" w:default="1" w:styleId="TableNormal">
@@ -13397,4 +14096,16 @@
     </a:ext>
   </a:extLst>
 </a:theme>
+</file>
+
+<file path=customXml/item1.xml><?xml version="1.0" encoding="utf-8"?>
+<b:Sources xmlns:b="http://schemas.openxmlformats.org/officeDocument/2006/bibliography" xmlns="http://schemas.openxmlformats.org/officeDocument/2006/bibliography" SelectedStyle="\APASixthEditionOfficeOnline.xsl" StyleName="APA" Version="6"/>
+</file>
+
+<file path=customXml/itemProps1.xml><?xml version="1.0" encoding="utf-8"?>
+<ds:datastoreItem xmlns:ds="http://schemas.openxmlformats.org/officeDocument/2006/customXml" ds:itemID="{236475A7-8160-4854-B3CC-650430701A3D}">
+  <ds:schemaRefs>
+    <ds:schemaRef ds:uri="http://schemas.openxmlformats.org/officeDocument/2006/bibliography"/>
+  </ds:schemaRefs>
+</ds:datastoreItem>
 </file>